--- a/Lab/DBT/Assignment/1 SELECT command.docx
+++ b/Lab/DBT/Assignment/1 SELECT command.docx
@@ -384,112 +384,112 @@
           <w:sz w:val="24"/>
           <w:shd w:fill="auto" w:val="clear"/>
         </w:rPr>
-        <w:t xml:space="preserve">Write a query, which concatenates the Emp No, Name and Mgr Code. Display output with spaces in the columns. </w:t>
-      </w:r>
-    </w:p>
-    <w:p>
-      <w:pPr>
-        <w:numPr>
-          <w:ilvl w:val="0"/>
-          <w:numId w:val="1"/>
-        </w:numPr>
-        <w:tabs>
-          <w:tab w:val="left" w:pos="360" w:leader="none"/>
-        </w:tabs>
-        <w:spacing w:before="0" w:after="0" w:line="240"/>
-        <w:ind w:right="0" w:left="360" w:hanging="360"/>
-        <w:jc w:val="left"/>
-        <w:rPr>
-          <w:rFonts w:ascii="Cambria" w:hAnsi="Cambria" w:cs="Cambria" w:eastAsia="Cambria"/>
-          <w:i/>
-          <w:color w:val="auto"/>
-          <w:spacing w:val="-5"/>
-          <w:position w:val="0"/>
-          <w:sz w:val="24"/>
-          <w:shd w:fill="auto" w:val="clear"/>
-        </w:rPr>
-      </w:pPr>
-      <w:r>
-        <w:rPr>
-          <w:rFonts w:ascii="Cambria" w:hAnsi="Cambria" w:cs="Cambria" w:eastAsia="Cambria"/>
-          <w:i/>
-          <w:color w:val="auto"/>
-          <w:spacing w:val="-5"/>
-          <w:position w:val="0"/>
-          <w:sz w:val="24"/>
-          <w:shd w:fill="auto" w:val="clear"/>
-        </w:rPr>
-        <w:t xml:space="preserve">Create a query to display all the data from the EMP table, separate each column by a comma.</w:t>
-      </w:r>
-    </w:p>
-    <w:p>
-      <w:pPr>
-        <w:numPr>
-          <w:ilvl w:val="0"/>
-          <w:numId w:val="1"/>
-        </w:numPr>
-        <w:tabs>
-          <w:tab w:val="left" w:pos="360" w:leader="none"/>
-        </w:tabs>
-        <w:spacing w:before="0" w:after="0" w:line="240"/>
-        <w:ind w:right="0" w:left="360" w:hanging="360"/>
-        <w:jc w:val="left"/>
-        <w:rPr>
-          <w:rFonts w:ascii="Cambria" w:hAnsi="Cambria" w:cs="Cambria" w:eastAsia="Cambria"/>
-          <w:i/>
-          <w:color w:val="auto"/>
-          <w:spacing w:val="0"/>
-          <w:position w:val="0"/>
-          <w:sz w:val="24"/>
-          <w:shd w:fill="auto" w:val="clear"/>
-        </w:rPr>
-      </w:pPr>
-      <w:r>
-        <w:rPr>
-          <w:rFonts w:ascii="Cambria" w:hAnsi="Cambria" w:cs="Cambria" w:eastAsia="Cambria"/>
-          <w:i/>
-          <w:color w:val="auto"/>
-          <w:spacing w:val="0"/>
-          <w:position w:val="0"/>
-          <w:sz w:val="24"/>
-          <w:shd w:fill="auto" w:val="clear"/>
-        </w:rPr>
-        <w:t xml:space="preserve">Modify the above query to add a column that will subtract the Old Salary from the New Salary. </w:t>
-      </w:r>
-    </w:p>
-    <w:p>
-      <w:pPr>
-        <w:numPr>
-          <w:ilvl w:val="0"/>
-          <w:numId w:val="1"/>
-        </w:numPr>
-        <w:tabs>
-          <w:tab w:val="left" w:pos="360" w:leader="none"/>
-        </w:tabs>
-        <w:spacing w:before="0" w:after="0" w:line="240"/>
-        <w:ind w:right="0" w:left="360" w:hanging="360"/>
-        <w:jc w:val="left"/>
-        <w:rPr>
-          <w:rFonts w:ascii="Cambria" w:hAnsi="Cambria" w:cs="Cambria" w:eastAsia="Cambria"/>
-          <w:i/>
-          <w:color w:val="auto"/>
-          <w:spacing w:val="0"/>
-          <w:position w:val="0"/>
-          <w:sz w:val="24"/>
-          <w:shd w:fill="auto" w:val="clear"/>
-        </w:rPr>
-      </w:pPr>
-      <w:r>
-        <w:rPr>
-          <w:rFonts w:ascii="Cambria" w:hAnsi="Cambria" w:cs="Cambria" w:eastAsia="Cambria"/>
-          <w:i/>
-          <w:color w:val="auto"/>
-          <w:spacing w:val="0"/>
-          <w:position w:val="0"/>
-          <w:sz w:val="24"/>
-          <w:shd w:fill="auto" w:val="clear"/>
-        </w:rPr>
-        <w:t xml:space="preserve">Write a query that produces the following for each employee as- </w:t>
+        <w:t xml:space="preserve">11.Write a query, which concatenates the Emp No, Name and Mgr Code. Display output with spaces in the columns. </w:t>
+      </w:r>
+    </w:p>
+    <w:p>
+      <w:pPr>
+        <w:numPr>
+          <w:ilvl w:val="0"/>
+          <w:numId w:val="1"/>
+        </w:numPr>
+        <w:tabs>
+          <w:tab w:val="left" w:pos="360" w:leader="none"/>
+        </w:tabs>
+        <w:spacing w:before="0" w:after="0" w:line="240"/>
+        <w:ind w:right="0" w:left="360" w:hanging="360"/>
+        <w:jc w:val="left"/>
+        <w:rPr>
+          <w:rFonts w:ascii="Cambria" w:hAnsi="Cambria" w:cs="Cambria" w:eastAsia="Cambria"/>
+          <w:i/>
+          <w:color w:val="auto"/>
+          <w:spacing w:val="-5"/>
+          <w:position w:val="0"/>
+          <w:sz w:val="24"/>
+          <w:shd w:fill="auto" w:val="clear"/>
+        </w:rPr>
+      </w:pPr>
+      <w:r>
+        <w:rPr>
+          <w:rFonts w:ascii="Cambria" w:hAnsi="Cambria" w:cs="Cambria" w:eastAsia="Cambria"/>
+          <w:i/>
+          <w:color w:val="auto"/>
+          <w:spacing w:val="-5"/>
+          <w:position w:val="0"/>
+          <w:sz w:val="24"/>
+          <w:shd w:fill="auto" w:val="clear"/>
+        </w:rPr>
+        <w:t xml:space="preserve">12.Create a query to display all the data from the EMP table, separate each column by a comma.</w:t>
+      </w:r>
+    </w:p>
+    <w:p>
+      <w:pPr>
+        <w:numPr>
+          <w:ilvl w:val="0"/>
+          <w:numId w:val="1"/>
+        </w:numPr>
+        <w:tabs>
+          <w:tab w:val="left" w:pos="360" w:leader="none"/>
+        </w:tabs>
+        <w:spacing w:before="0" w:after="0" w:line="240"/>
+        <w:ind w:right="0" w:left="360" w:hanging="360"/>
+        <w:jc w:val="left"/>
+        <w:rPr>
+          <w:rFonts w:ascii="Cambria" w:hAnsi="Cambria" w:cs="Cambria" w:eastAsia="Cambria"/>
+          <w:i/>
+          <w:color w:val="auto"/>
+          <w:spacing w:val="0"/>
+          <w:position w:val="0"/>
+          <w:sz w:val="24"/>
+          <w:shd w:fill="auto" w:val="clear"/>
+        </w:rPr>
+      </w:pPr>
+      <w:r>
+        <w:rPr>
+          <w:rFonts w:ascii="Cambria" w:hAnsi="Cambria" w:cs="Cambria" w:eastAsia="Cambria"/>
+          <w:i/>
+          <w:color w:val="auto"/>
+          <w:spacing w:val="0"/>
+          <w:position w:val="0"/>
+          <w:sz w:val="24"/>
+          <w:shd w:fill="auto" w:val="clear"/>
+        </w:rPr>
+        <w:t xml:space="preserve">13.Modify the above query to add a column that will subtract the Old Salary from the New Salary. </w:t>
+      </w:r>
+    </w:p>
+    <w:p>
+      <w:pPr>
+        <w:numPr>
+          <w:ilvl w:val="0"/>
+          <w:numId w:val="1"/>
+        </w:numPr>
+        <w:tabs>
+          <w:tab w:val="left" w:pos="360" w:leader="none"/>
+        </w:tabs>
+        <w:spacing w:before="0" w:after="0" w:line="240"/>
+        <w:ind w:right="0" w:left="360" w:hanging="360"/>
+        <w:jc w:val="left"/>
+        <w:rPr>
+          <w:rFonts w:ascii="Cambria" w:hAnsi="Cambria" w:cs="Cambria" w:eastAsia="Cambria"/>
+          <w:i/>
+          <w:color w:val="auto"/>
+          <w:spacing w:val="0"/>
+          <w:position w:val="0"/>
+          <w:sz w:val="24"/>
+          <w:shd w:fill="auto" w:val="clear"/>
+        </w:rPr>
+      </w:pPr>
+      <w:r>
+        <w:rPr>
+          <w:rFonts w:ascii="Cambria" w:hAnsi="Cambria" w:cs="Cambria" w:eastAsia="Cambria"/>
+          <w:i/>
+          <w:color w:val="auto"/>
+          <w:spacing w:val="0"/>
+          <w:position w:val="0"/>
+          <w:sz w:val="24"/>
+          <w:shd w:fill="auto" w:val="clear"/>
+        </w:rPr>
+        <w:t xml:space="preserve">14. Write a query that produces the following for each employee as- </w:t>
       </w:r>
     </w:p>
     <w:p>
